--- a/Отчетность/02_Отчет_по_практике_Стецук_1гр.2п.гр..docx
+++ b/Отчетность/02_Отчет_по_практике_Стецук_1гр.2п.гр..docx
@@ -220,7 +220,7 @@
         <w:t xml:space="preserve"> </w:t>
       </w:r>
       <ve:AlternateContent>
-        <mc:Choice xmlns:wpc="http://schemas.microsoft.com/office/word/2010/wordprocessingCanvas" xmlns:cx="http://schemas.microsoft.com/office/drawing/2014/chartex" xmlns:cx1="http://schemas.microsoft.com/office/drawing/2015/9/8/chartex" xmlns:cx2="http://schemas.microsoft.com/office/drawing/2015/10/21/chartex" xmlns:cx3="http://schemas.microsoft.com/office/drawing/2016/5/9/chartex" xmlns:cx4="http://schemas.microsoft.com/office/drawing/2016/5/10/chartex" xmlns:cx5="http://schemas.microsoft.com/office/drawing/2016/5/11/chartex" xmlns:cx6="http://schemas.microsoft.com/office/drawing/2016/5/12/chartex" xmlns:cx7="http://schemas.microsoft.com/office/drawing/2016/5/13/chartex" xmlns:cx8="http://schemas.microsoft.com/office/drawing/2016/5/14/chartex" xmlns:mc="http://schemas.openxmlformats.org/markup-compatibility/2006" xmlns:aink="http://schemas.microsoft.com/office/drawing/2016/ink" xmlns:am3d="http://schemas.microsoft.com/office/drawing/2017/model3d" xmlns:oel="http://schemas.microsoft.com/office/2019/extlst" xmlns:wp14="http://schemas.microsoft.com/office/word/2010/wordprocessingDrawing" xmlns:w14="http://schemas.microsoft.com/office/word/2010/wordml" xmlns:w15="http://schemas.microsoft.com/office/word/2012/wordml" xmlns:w16cex="http://schemas.microsoft.com/office/word/2018/wordml/cex" xmlns:w16cid="http://schemas.microsoft.com/office/word/2016/wordml/cid" xmlns:w16="http://schemas.microsoft.com/office/word/2018/wordml" xmlns:w16du="http://schemas.microsoft.com/office/word/2023/wordml/word16du" xmlns:w16sdtdh="http://schemas.microsoft.com/office/word/2020/wordml/sdtdatahash" xmlns:w16sdtfl="http://schemas.microsoft.com/office/word/2024/wordml/sdtformatlock" xmlns:w16se="http://schemas.microsoft.com/office/word/2015/wordml/symex" xmlns:wpg="http://schemas.microsoft.com/office/word/2010/wordprocessingGroup" xmlns:wpi="http://schemas.microsoft.com/office/word/2010/wordprocessingInk" xmlns:wps="http://schemas.microsoft.com/office/word/2010/wordprocessingShape" Requires="wpg">
+        <mc:Choice xmlns:wps="http://schemas.microsoft.com/office/word/2010/wordprocessingShape" xmlns:wpi="http://schemas.microsoft.com/office/word/2010/wordprocessingInk" xmlns:wpg="http://schemas.microsoft.com/office/word/2010/wordprocessingGroup" xmlns:w16se="http://schemas.microsoft.com/office/word/2015/wordml/symex" xmlns:w16sdtfl="http://schemas.microsoft.com/office/word/2024/wordml/sdtformatlock" xmlns:w16sdtdh="http://schemas.microsoft.com/office/word/2020/wordml/sdtdatahash" xmlns:w16du="http://schemas.microsoft.com/office/word/2023/wordml/word16du" xmlns:w16="http://schemas.microsoft.com/office/word/2018/wordml" xmlns:w16cid="http://schemas.microsoft.com/office/word/2016/wordml/cid" xmlns:w16cex="http://schemas.microsoft.com/office/word/2018/wordml/cex" xmlns:w15="http://schemas.microsoft.com/office/word/2012/wordml" xmlns:w14="http://schemas.microsoft.com/office/word/2010/wordml" xmlns:wp14="http://schemas.microsoft.com/office/word/2010/wordprocessingDrawing" xmlns:oel="http://schemas.microsoft.com/office/2019/extlst" xmlns:am3d="http://schemas.microsoft.com/office/drawing/2017/model3d" xmlns:aink="http://schemas.microsoft.com/office/drawing/2016/ink" xmlns:mc="http://schemas.openxmlformats.org/markup-compatibility/2006" xmlns:cx8="http://schemas.microsoft.com/office/drawing/2016/5/14/chartex" xmlns:cx7="http://schemas.microsoft.com/office/drawing/2016/5/13/chartex" xmlns:cx6="http://schemas.microsoft.com/office/drawing/2016/5/12/chartex" xmlns:cx5="http://schemas.microsoft.com/office/drawing/2016/5/11/chartex" xmlns:cx4="http://schemas.microsoft.com/office/drawing/2016/5/10/chartex" xmlns:cx3="http://schemas.microsoft.com/office/drawing/2016/5/9/chartex" xmlns:cx2="http://schemas.microsoft.com/office/drawing/2015/10/21/chartex" xmlns:cx1="http://schemas.microsoft.com/office/drawing/2015/9/8/chartex" xmlns:cx="http://schemas.microsoft.com/office/drawing/2014/chartex" xmlns:wpc="http://schemas.microsoft.com/office/word/2010/wordprocessingCanvas" Requires="wpg">
           <w:drawing>
             <wp:anchor distT="0" distB="0" distL="114300" distR="114300" simplePos="0" relativeHeight="251659264" behindDoc="0" locked="0" layoutInCell="1" hidden="0" allowOverlap="1" wp14:anchorId="1A30D80F" wp14:editId="5EDD7CFB">
               <wp:simplePos x="0" y="0"/>
@@ -1169,7 +1169,194 @@
       </w:r>
       <w:r>
         <w:rPr>
-          <w:color w:val="000000"/>
+          <w:noProof/>
+          <w:color w:val="000000"/>
+          <w:lang w:eastAsia="ru-RU"/>
+        </w:rPr>
+        <w:drawing>
+          <wp:inline distT="0" distB="0" distL="0" distR="0">
+            <wp:extent cx="2270760" cy="2270760"/>
+            <wp:effectExtent l="19050" t="0" r="0" b="0"/>
+            <wp:docPr id="121" name="Рисунок 121" descr="1"/>
+            <wp:cNvGraphicFramePr>
+              <a:graphicFrameLocks xmlns:a="http://schemas.openxmlformats.org/drawingml/2006/main" noChangeAspect="1"/>
+            </wp:cNvGraphicFramePr>
+            <a:graphic xmlns:a="http://schemas.openxmlformats.org/drawingml/2006/main">
+              <a:graphicData uri="http://schemas.openxmlformats.org/drawingml/2006/picture">
+                <pic:pic xmlns:pic="http://schemas.openxmlformats.org/drawingml/2006/picture">
+                  <pic:nvPicPr>
+                    <pic:cNvPr id="0" name="Picture 121" descr="1"/>
+                    <pic:cNvPicPr>
+                      <a:picLocks noChangeAspect="1" noChangeArrowheads="1"/>
+                    </pic:cNvPicPr>
+                  </pic:nvPicPr>
+                  <pic:blipFill>
+                    <a:blip r:embed="rId8" cstate="print"/>
+                    <a:srcRect/>
+                    <a:stretch>
+                      <a:fillRect/>
+                    </a:stretch>
+                  </pic:blipFill>
+                  <pic:spPr bwMode="auto">
+                    <a:xfrm>
+                      <a:off x="0" y="0"/>
+                      <a:ext cx="2270760" cy="2270760"/>
+                    </a:xfrm>
+                    <a:prstGeom prst="rect">
+                      <a:avLst/>
+                    </a:prstGeom>
+                    <a:noFill/>
+                    <a:ln w="9525">
+                      <a:noFill/>
+                      <a:miter lim="800000"/>
+                      <a:headEnd/>
+                      <a:tailEnd/>
+                    </a:ln>
+                  </pic:spPr>
+                </pic:pic>
+              </a:graphicData>
+            </a:graphic>
+          </wp:inline>
+        </w:drawing>
+      </w:r>
+      <w:r>
+        <w:rPr>
+          <w:color w:val="000000"/>
+        </w:rPr>
+        <w:br/>
+      </w:r>
+    </w:p>
+    <w:p>
+      <w:pPr>
+        <w:pStyle w:val="2"/>
+        <w:jc w:val="both"/>
+      </w:pPr>
+      <w:r>
+        <w:t>Задание 1.2</w:t>
+      </w:r>
+    </w:p>
+    <w:p>
+      <w:pPr>
+        <w:spacing w:after="0" w:line="360" w:lineRule="auto"/>
+        <w:jc w:val="both"/>
+        <w:rPr>
+          <w:rFonts w:ascii="Times New Roman" w:eastAsia="Times New Roman" w:hAnsi="Times New Roman"/>
+          <w:sz w:val="24"/>
+          <w:szCs w:val="24"/>
+        </w:rPr>
+      </w:pPr>
+      <w:r>
+        <w:rPr>
+          <w:rFonts w:ascii="Times New Roman" w:eastAsia="Times New Roman" w:hAnsi="Times New Roman"/>
+          <w:sz w:val="24"/>
+          <w:szCs w:val="24"/>
+        </w:rPr>
+        <w:t>Создать презентацию выступления на защите выпускной квалификационной работы</w:t>
+      </w:r>
+      <w:r>
+        <w:rPr>
+          <w:rFonts w:ascii="Times New Roman" w:eastAsia="Times New Roman" w:hAnsi="Times New Roman"/>
+          <w:sz w:val="24"/>
+          <w:szCs w:val="24"/>
+        </w:rPr>
+        <w:t>.</w:t>
+      </w:r>
+    </w:p>
+    <w:p>
+      <w:pPr>
+        <w:spacing w:after="0" w:line="360" w:lineRule="auto"/>
+        <w:jc w:val="both"/>
+        <w:rPr>
+          <w:rFonts w:ascii="Times New Roman" w:eastAsia="Times New Roman" w:hAnsi="Times New Roman"/>
+          <w:b/>
+          <w:sz w:val="24"/>
+          <w:szCs w:val="24"/>
+        </w:rPr>
+      </w:pPr>
+      <w:r>
+        <w:rPr>
+          <w:rFonts w:ascii="Times New Roman" w:eastAsia="Times New Roman" w:hAnsi="Times New Roman"/>
+          <w:b/>
+          <w:sz w:val="24"/>
+          <w:szCs w:val="24"/>
+        </w:rPr>
+        <w:t>Форма отчетности</w:t>
+      </w:r>
+    </w:p>
+    <w:p>
+      <w:pPr>
+        <w:jc w:val="both"/>
+        <w:rPr>
+          <w:rFonts w:ascii="Times New Roman" w:eastAsia="Times New Roman" w:hAnsi="Times New Roman"/>
+          <w:sz w:val="24"/>
+          <w:szCs w:val="24"/>
+        </w:rPr>
+      </w:pPr>
+      <w:proofErr w:type="gramStart"/>
+      <w:r>
+        <w:rPr>
+          <w:rFonts w:ascii="Times New Roman" w:eastAsia="Times New Roman" w:hAnsi="Times New Roman"/>
+          <w:sz w:val="24"/>
+          <w:szCs w:val="24"/>
+        </w:rPr>
+        <w:t>Презентация (опубликовать в электронном портфолио, ссылка в отчете)</w:t>
+      </w:r>
+      <w:r>
+        <w:rPr>
+          <w:rFonts w:ascii="Times New Roman" w:eastAsia="Times New Roman" w:hAnsi="Times New Roman"/>
+          <w:sz w:val="24"/>
+          <w:szCs w:val="24"/>
+        </w:rPr>
+        <w:t>.</w:t>
+      </w:r>
+      <w:proofErr w:type="gramEnd"/>
+    </w:p>
+    <w:p>
+      <w:pPr>
+        <w:jc w:val="center"/>
+        <w:rPr>
+          <w:i/>
+          <w:color w:val="000000"/>
+        </w:rPr>
+      </w:pPr>
+      <w:r>
+        <w:rPr>
+          <w:i/>
+          <w:color w:val="000000"/>
+        </w:rPr>
+        <w:t xml:space="preserve">QR-код задания (на </w:t>
+      </w:r>
+      <w:proofErr w:type="spellStart"/>
+      <w:r>
+        <w:rPr>
+          <w:i/>
+          <w:color w:val="000000"/>
+        </w:rPr>
+        <w:t>GIT-репозиторий</w:t>
+      </w:r>
+      <w:proofErr w:type="spellEnd"/>
+      <w:r>
+        <w:rPr>
+          <w:i/>
+          <w:color w:val="000000"/>
+        </w:rPr>
+        <w:t>):</w:t>
+      </w:r>
+    </w:p>
+    <w:p>
+      <w:pPr>
+        <w:jc w:val="center"/>
+        <w:rPr>
+          <w:i/>
+          <w:color w:val="000000"/>
+          <w:lang w:val="en-US"/>
+        </w:rPr>
+      </w:pPr>
+      <w:r>
+        <w:rPr>
+          <w:i/>
+          <w:color w:val="000000"/>
+          <w:lang w:val="en-US"/>
         </w:rPr>
         <w:pict>
           <v:shapetype id="_x0000_t75" coordsize="21600,21600" o:spt="75" o:preferrelative="t" path="m@4@5l@4@11@9@11@9@5xe" filled="f" stroked="f">
@@ -1191,152 +1378,7 @@
             <v:path o:extrusionok="f" gradientshapeok="t" o:connecttype="rect"/>
             <o:lock v:ext="edit" aspectratio="t"/>
           </v:shapetype>
-          <v:shape id="_x0000_i1025" type="#_x0000_t75" style="width:178.5pt;height:178.5pt">
-            <v:imagedata r:id="rId8" o:title="1"/>
-          </v:shape>
-        </w:pict>
-      </w:r>
-      <w:r>
-        <w:rPr>
-          <w:color w:val="000000"/>
-        </w:rPr>
-        <w:br/>
-      </w:r>
-    </w:p>
-    <w:p>
-      <w:pPr>
-        <w:pStyle w:val="2"/>
-        <w:jc w:val="both"/>
-      </w:pPr>
-      <w:r>
-        <w:t>Задание 1.2</w:t>
-      </w:r>
-    </w:p>
-    <w:p>
-      <w:pPr>
-        <w:spacing w:after="0" w:line="360" w:lineRule="auto"/>
-        <w:jc w:val="both"/>
-        <w:rPr>
-          <w:rFonts w:ascii="Times New Roman" w:eastAsia="Times New Roman" w:hAnsi="Times New Roman"/>
-          <w:sz w:val="24"/>
-          <w:szCs w:val="24"/>
-        </w:rPr>
-      </w:pPr>
-      <w:r>
-        <w:rPr>
-          <w:rFonts w:ascii="Times New Roman" w:eastAsia="Times New Roman" w:hAnsi="Times New Roman"/>
-          <w:sz w:val="24"/>
-          <w:szCs w:val="24"/>
-        </w:rPr>
-        <w:t>Создать презентацию выступления на защите выпускной квалификационной работы</w:t>
-      </w:r>
-      <w:r>
-        <w:rPr>
-          <w:rFonts w:ascii="Times New Roman" w:eastAsia="Times New Roman" w:hAnsi="Times New Roman"/>
-          <w:sz w:val="24"/>
-          <w:szCs w:val="24"/>
-        </w:rPr>
-        <w:t>.</w:t>
-      </w:r>
-    </w:p>
-    <w:p>
-      <w:pPr>
-        <w:spacing w:after="0" w:line="360" w:lineRule="auto"/>
-        <w:jc w:val="both"/>
-        <w:rPr>
-          <w:rFonts w:ascii="Times New Roman" w:eastAsia="Times New Roman" w:hAnsi="Times New Roman"/>
-          <w:b/>
-          <w:sz w:val="24"/>
-          <w:szCs w:val="24"/>
-        </w:rPr>
-      </w:pPr>
-      <w:r>
-        <w:rPr>
-          <w:rFonts w:ascii="Times New Roman" w:eastAsia="Times New Roman" w:hAnsi="Times New Roman"/>
-          <w:b/>
-          <w:sz w:val="24"/>
-          <w:szCs w:val="24"/>
-        </w:rPr>
-        <w:t>Форма отчетности</w:t>
-      </w:r>
-    </w:p>
-    <w:p>
-      <w:pPr>
-        <w:jc w:val="both"/>
-        <w:rPr>
-          <w:rFonts w:ascii="Times New Roman" w:eastAsia="Times New Roman" w:hAnsi="Times New Roman"/>
-          <w:sz w:val="24"/>
-          <w:szCs w:val="24"/>
-        </w:rPr>
-      </w:pPr>
-      <w:proofErr w:type="gramStart"/>
-      <w:r>
-        <w:rPr>
-          <w:rFonts w:ascii="Times New Roman" w:eastAsia="Times New Roman" w:hAnsi="Times New Roman"/>
-          <w:sz w:val="24"/>
-          <w:szCs w:val="24"/>
-        </w:rPr>
-        <w:t>Презентация (опубликовать в электронном портфолио, ссылка в отчете)</w:t>
-      </w:r>
-      <w:r>
-        <w:rPr>
-          <w:rFonts w:ascii="Times New Roman" w:eastAsia="Times New Roman" w:hAnsi="Times New Roman"/>
-          <w:sz w:val="24"/>
-          <w:szCs w:val="24"/>
-        </w:rPr>
-        <w:t>.</w:t>
-      </w:r>
-      <w:proofErr w:type="gramEnd"/>
-    </w:p>
-    <w:p>
-      <w:pPr>
-        <w:jc w:val="center"/>
-        <w:rPr>
-          <w:i/>
-          <w:color w:val="000000"/>
-        </w:rPr>
-      </w:pPr>
-      <w:r>
-        <w:rPr>
-          <w:i/>
-          <w:color w:val="000000"/>
-        </w:rPr>
-        <w:t xml:space="preserve">QR-код задания (на </w:t>
-      </w:r>
-      <w:proofErr w:type="spellStart"/>
-      <w:r>
-        <w:rPr>
-          <w:i/>
-          <w:color w:val="000000"/>
-        </w:rPr>
-        <w:t>GIT-репозиторий</w:t>
-      </w:r>
-      <w:proofErr w:type="spellEnd"/>
-      <w:r>
-        <w:rPr>
-          <w:i/>
-          <w:color w:val="000000"/>
-        </w:rPr>
-        <w:t>):</w:t>
-      </w:r>
-    </w:p>
-    <w:p>
-      <w:pPr>
-        <w:jc w:val="center"/>
-        <w:rPr>
-          <w:i/>
-          <w:color w:val="000000"/>
-          <w:lang w:val="en-US"/>
-        </w:rPr>
-      </w:pPr>
-      <w:r>
-        <w:rPr>
-          <w:i/>
-          <w:color w:val="000000"/>
-          <w:lang w:val="en-US"/>
-        </w:rPr>
-        <w:pict>
-          <v:shape id="_x0000_i1026" type="#_x0000_t75" style="width:178.5pt;height:178.5pt">
+          <v:shape id="_x0000_i1025" type="#_x0000_t75" style="width:178.8pt;height:178.8pt">
             <v:imagedata r:id="rId9" o:title="1"/>
           </v:shape>
         </w:pict>
@@ -1707,7 +1749,7 @@
           <w:szCs w:val="24"/>
         </w:rPr>
         <w:pict>
-          <v:shape id="_x0000_i1027" type="#_x0000_t75" style="width:178.5pt;height:178.5pt">
+          <v:shape id="_x0000_i1026" type="#_x0000_t75" style="width:178.8pt;height:178.8pt">
             <v:imagedata r:id="rId12" o:title="1"/>
           </v:shape>
         </w:pict>
@@ -1839,7 +1881,7 @@
     <w:p>
       <w:pPr>
         <w:spacing w:after="0" w:line="240" w:lineRule="auto"/>
-        <w:jc w:val="both"/>
+        <w:jc w:val="center"/>
         <w:rPr>
           <w:i/>
           <w:color w:val="000000"/>
@@ -1856,13 +1898,25 @@
     <w:p>
       <w:pPr>
         <w:spacing w:after="0" w:line="240" w:lineRule="auto"/>
-        <w:jc w:val="both"/>
-        <w:rPr>
-          <w:rFonts w:ascii="Times New Roman" w:eastAsia="Times New Roman" w:hAnsi="Times New Roman"/>
-          <w:sz w:val="24"/>
-          <w:szCs w:val="24"/>
-        </w:rPr>
-      </w:pPr>
+        <w:jc w:val="center"/>
+        <w:rPr>
+          <w:rFonts w:ascii="Times New Roman" w:eastAsia="Times New Roman" w:hAnsi="Times New Roman"/>
+          <w:sz w:val="24"/>
+          <w:szCs w:val="24"/>
+        </w:rPr>
+      </w:pPr>
+      <w:r>
+        <w:rPr>
+          <w:rFonts w:ascii="Times New Roman" w:eastAsia="Times New Roman" w:hAnsi="Times New Roman"/>
+          <w:sz w:val="24"/>
+          <w:szCs w:val="24"/>
+        </w:rPr>
+        <w:pict>
+          <v:shape id="_x0000_i1029" type="#_x0000_t75" style="width:178.8pt;height:178.8pt">
+            <v:imagedata r:id="rId13" o:title="1.5"/>
+          </v:shape>
+        </w:pict>
+      </w:r>
     </w:p>
     <w:p>
       <w:pPr>
@@ -1998,7 +2052,23 @@
           <w:i/>
           <w:color w:val="000000"/>
         </w:rPr>
-        <w:t>QR-код задания (на GIT-репозиторий):</w:t>
+        <w:t xml:space="preserve">QR-код задания (на </w:t>
+      </w:r>
+      <w:proofErr w:type="spellStart"/>
+      <w:r>
+        <w:rPr>
+          <w:i/>
+          <w:color w:val="000000"/>
+        </w:rPr>
+        <w:t>GIT-репозиторий</w:t>
+      </w:r>
+      <w:proofErr w:type="spellEnd"/>
+      <w:r>
+        <w:rPr>
+          <w:i/>
+          <w:color w:val="000000"/>
+        </w:rPr>
+        <w:t>):</w:t>
       </w:r>
     </w:p>
     <w:p>
@@ -2018,8 +2088,8 @@
           <w:szCs w:val="20"/>
         </w:rPr>
         <w:pict>
-          <v:shape id="_x0000_i1028" type="#_x0000_t75" style="width:178.5pt;height:178.5pt">
-            <v:imagedata r:id="rId13" o:title="1"/>
+          <v:shape id="_x0000_i1027" type="#_x0000_t75" style="width:178.8pt;height:178.8pt">
+            <v:imagedata r:id="rId14" o:title="1"/>
           </v:shape>
         </w:pict>
       </w:r>
@@ -2370,7 +2440,7 @@
                     </pic:cNvPicPr>
                   </pic:nvPicPr>
                   <pic:blipFill>
-                    <a:blip r:embed="rId14" cstate="print"/>
+                    <a:blip r:embed="rId15" cstate="print"/>
                     <a:srcRect/>
                     <a:stretch>
                       <a:fillRect/>
@@ -2550,8 +2620,8 @@
         </w:rPr>
         <w:lastRenderedPageBreak/>
         <w:pict>
-          <v:shape id="_x0000_i1029" type="#_x0000_t75" style="width:178.5pt;height:178.5pt">
-            <v:imagedata r:id="rId15" o:title="2"/>
+          <v:shape id="_x0000_i1028" type="#_x0000_t75" style="width:178.8pt;height:178.8pt">
+            <v:imagedata r:id="rId16" o:title="2"/>
           </v:shape>
         </w:pict>
       </w:r>

--- a/Отчетность/02_Отчет_по_практике_Стецук_1гр.2п.гр..docx
+++ b/Отчетность/02_Отчет_по_практике_Стецук_1гр.2п.гр..docx
@@ -220,7 +220,7 @@
         <w:t xml:space="preserve"> </w:t>
       </w:r>
       <ve:AlternateContent>
-        <mc:Choice xmlns:wps="http://schemas.microsoft.com/office/word/2010/wordprocessingShape" xmlns:wpi="http://schemas.microsoft.com/office/word/2010/wordprocessingInk" xmlns:wpg="http://schemas.microsoft.com/office/word/2010/wordprocessingGroup" xmlns:w16se="http://schemas.microsoft.com/office/word/2015/wordml/symex" xmlns:w16sdtfl="http://schemas.microsoft.com/office/word/2024/wordml/sdtformatlock" xmlns:w16sdtdh="http://schemas.microsoft.com/office/word/2020/wordml/sdtdatahash" xmlns:w16du="http://schemas.microsoft.com/office/word/2023/wordml/word16du" xmlns:w16="http://schemas.microsoft.com/office/word/2018/wordml" xmlns:w16cid="http://schemas.microsoft.com/office/word/2016/wordml/cid" xmlns:w16cex="http://schemas.microsoft.com/office/word/2018/wordml/cex" xmlns:w15="http://schemas.microsoft.com/office/word/2012/wordml" xmlns:w14="http://schemas.microsoft.com/office/word/2010/wordml" xmlns:wp14="http://schemas.microsoft.com/office/word/2010/wordprocessingDrawing" xmlns:oel="http://schemas.microsoft.com/office/2019/extlst" xmlns:am3d="http://schemas.microsoft.com/office/drawing/2017/model3d" xmlns:aink="http://schemas.microsoft.com/office/drawing/2016/ink" xmlns:mc="http://schemas.openxmlformats.org/markup-compatibility/2006" xmlns:cx8="http://schemas.microsoft.com/office/drawing/2016/5/14/chartex" xmlns:cx7="http://schemas.microsoft.com/office/drawing/2016/5/13/chartex" xmlns:cx6="http://schemas.microsoft.com/office/drawing/2016/5/12/chartex" xmlns:cx5="http://schemas.microsoft.com/office/drawing/2016/5/11/chartex" xmlns:cx4="http://schemas.microsoft.com/office/drawing/2016/5/10/chartex" xmlns:cx3="http://schemas.microsoft.com/office/drawing/2016/5/9/chartex" xmlns:cx2="http://schemas.microsoft.com/office/drawing/2015/10/21/chartex" xmlns:cx1="http://schemas.microsoft.com/office/drawing/2015/9/8/chartex" xmlns:cx="http://schemas.microsoft.com/office/drawing/2014/chartex" xmlns:wpc="http://schemas.microsoft.com/office/word/2010/wordprocessingCanvas" Requires="wpg">
+        <mc:Choice xmlns:wpc="http://schemas.microsoft.com/office/word/2010/wordprocessingCanvas" xmlns:cx="http://schemas.microsoft.com/office/drawing/2014/chartex" xmlns:cx1="http://schemas.microsoft.com/office/drawing/2015/9/8/chartex" xmlns:cx2="http://schemas.microsoft.com/office/drawing/2015/10/21/chartex" xmlns:cx3="http://schemas.microsoft.com/office/drawing/2016/5/9/chartex" xmlns:cx4="http://schemas.microsoft.com/office/drawing/2016/5/10/chartex" xmlns:cx5="http://schemas.microsoft.com/office/drawing/2016/5/11/chartex" xmlns:cx6="http://schemas.microsoft.com/office/drawing/2016/5/12/chartex" xmlns:cx7="http://schemas.microsoft.com/office/drawing/2016/5/13/chartex" xmlns:cx8="http://schemas.microsoft.com/office/drawing/2016/5/14/chartex" xmlns:mc="http://schemas.openxmlformats.org/markup-compatibility/2006" xmlns:aink="http://schemas.microsoft.com/office/drawing/2016/ink" xmlns:am3d="http://schemas.microsoft.com/office/drawing/2017/model3d" xmlns:oel="http://schemas.microsoft.com/office/2019/extlst" xmlns:wp14="http://schemas.microsoft.com/office/word/2010/wordprocessingDrawing" xmlns:w14="http://schemas.microsoft.com/office/word/2010/wordml" xmlns:w15="http://schemas.microsoft.com/office/word/2012/wordml" xmlns:w16cex="http://schemas.microsoft.com/office/word/2018/wordml/cex" xmlns:w16cid="http://schemas.microsoft.com/office/word/2016/wordml/cid" xmlns:w16="http://schemas.microsoft.com/office/word/2018/wordml" xmlns:w16du="http://schemas.microsoft.com/office/word/2023/wordml/word16du" xmlns:w16sdtdh="http://schemas.microsoft.com/office/word/2020/wordml/sdtdatahash" xmlns:w16sdtfl="http://schemas.microsoft.com/office/word/2024/wordml/sdtformatlock" xmlns:w16se="http://schemas.microsoft.com/office/word/2015/wordml/symex" xmlns:wpg="http://schemas.microsoft.com/office/word/2010/wordprocessingGroup" xmlns:wpi="http://schemas.microsoft.com/office/word/2010/wordprocessingInk" xmlns:wps="http://schemas.microsoft.com/office/word/2010/wordprocessingShape" Requires="wpg">
           <w:drawing>
             <wp:anchor distT="0" distB="0" distL="114300" distR="114300" simplePos="0" relativeHeight="251659264" behindDoc="0" locked="0" layoutInCell="1" hidden="0" allowOverlap="1" wp14:anchorId="1A30D80F" wp14:editId="5EDD7CFB">
               <wp:simplePos x="0" y="0"/>
@@ -1079,7 +1079,6 @@
           <w:szCs w:val="24"/>
         </w:rPr>
       </w:pPr>
-      <w:proofErr w:type="gramStart"/>
       <w:r>
         <w:rPr>
           <w:rFonts w:ascii="Times New Roman" w:eastAsia="Times New Roman" w:hAnsi="Times New Roman"/>
@@ -1096,7 +1095,6 @@
         </w:rPr>
         <w:t>.</w:t>
       </w:r>
-      <w:proofErr w:type="gramEnd"/>
     </w:p>
     <w:p>
       <w:pPr>
@@ -1130,7 +1128,7 @@
     </w:p>
     <w:p>
       <w:pPr>
-        <w:spacing w:after="0" w:line="360" w:lineRule="auto"/>
+        <w:spacing w:after="0" w:line="240" w:lineRule="auto"/>
         <w:jc w:val="center"/>
         <w:rPr>
           <w:rFonts w:ascii="Times New Roman" w:eastAsia="Times New Roman" w:hAnsi="Times New Roman"/>
@@ -1292,7 +1290,6 @@
           <w:szCs w:val="24"/>
         </w:rPr>
       </w:pPr>
-      <w:proofErr w:type="gramStart"/>
       <w:r>
         <w:rPr>
           <w:rFonts w:ascii="Times New Roman" w:eastAsia="Times New Roman" w:hAnsi="Times New Roman"/>
@@ -1309,10 +1306,10 @@
         </w:rPr>
         <w:t>.</w:t>
       </w:r>
-      <w:proofErr w:type="gramEnd"/>
-    </w:p>
-    <w:p>
-      <w:pPr>
+    </w:p>
+    <w:p>
+      <w:pPr>
+        <w:spacing w:after="0" w:line="240" w:lineRule="auto"/>
         <w:jc w:val="center"/>
         <w:rPr>
           <w:i/>
@@ -1912,8 +1909,8 @@
           <w:szCs w:val="24"/>
         </w:rPr>
         <w:pict>
-          <v:shape id="_x0000_i1029" type="#_x0000_t75" style="width:178.8pt;height:178.8pt">
-            <v:imagedata r:id="rId13" o:title="1.5"/>
+          <v:shape id="_x0000_i1027" type="#_x0000_t75" style="width:178.8pt;height:178.8pt">
+            <v:imagedata r:id="rId13" o:title="1"/>
           </v:shape>
         </w:pict>
       </w:r>
@@ -2088,7 +2085,7 @@
           <w:szCs w:val="20"/>
         </w:rPr>
         <w:pict>
-          <v:shape id="_x0000_i1027" type="#_x0000_t75" style="width:178.8pt;height:178.8pt">
+          <v:shape id="_x0000_i1028" type="#_x0000_t75" style="width:178.8pt;height:178.8pt">
             <v:imagedata r:id="rId14" o:title="1"/>
           </v:shape>
         </w:pict>
@@ -2620,7 +2617,7 @@
         </w:rPr>
         <w:lastRenderedPageBreak/>
         <w:pict>
-          <v:shape id="_x0000_i1028" type="#_x0000_t75" style="width:178.8pt;height:178.8pt">
+          <v:shape id="_x0000_i1029" type="#_x0000_t75" style="width:178.8pt;height:178.8pt">
             <v:imagedata r:id="rId16" o:title="2"/>
           </v:shape>
         </w:pict>
